--- a/spa/docx/48.content.docx
+++ b/spa/docx/48.content.docx
@@ -591,19 +591,7 @@
         <w:rPr>
           <w:lang w:val="es_ES" w:bidi="es_ES"/>
         </w:rPr>
-        <w:t xml:space="preserve"> ver </w:t>
-      </w:r>
-      <w:r>
-        <w:rPr>
-          <w:lang w:val="es_ES" w:bidi="es_ES"/>
-        </w:rPr>
-        <w:t>Introducción al Libro de Gálatas</w:t>
-      </w:r>
-      <w:r>
-        <w:rPr>
-          <w:lang w:val="es_ES" w:bidi="es_ES"/>
-        </w:rPr>
-        <w:t>, “Destinatarios”).</w:t>
+        <w:t xml:space="preserve"> ver Introducción al Libro de Gálatas, “Destinatarios”).</w:t>
       </w:r>
       <w:r>
         <w:rPr>
@@ -3452,19 +3440,7 @@
         <w:rPr>
           <w:lang w:val="es_ES" w:bidi="es_ES"/>
         </w:rPr>
-        <w:t xml:space="preserve">; ver </w:t>
-      </w:r>
-      <w:r>
-        <w:rPr>
-          <w:lang w:val="es_ES" w:bidi="es_ES"/>
-        </w:rPr>
-        <w:t>Introducción al Libro de Gálatas</w:t>
-      </w:r>
-      <w:r>
-        <w:rPr>
-          <w:lang w:val="es_ES" w:bidi="es_ES"/>
-        </w:rPr>
-        <w:t>, "Destinatarios").</w:t>
+        <w:t>; ver Introducción al Libro de Gálatas, "Destinatarios").</w:t>
       </w:r>
     </w:p>
     <w:p>
@@ -3578,19 +3554,7 @@
         <w:rPr>
           <w:lang w:val="es_ES" w:bidi="es_ES"/>
         </w:rPr>
-        <w:t xml:space="preserve"> ver </w:t>
-      </w:r>
-      <w:r>
-        <w:rPr>
-          <w:lang w:val="es_ES" w:bidi="es_ES"/>
-        </w:rPr>
-        <w:t>Introducción al Libro de Gálatas</w:t>
-      </w:r>
-      <w:r>
-        <w:rPr>
-          <w:lang w:val="es_ES" w:bidi="es_ES"/>
-        </w:rPr>
-        <w:t>, "Fecha de escritura").</w:t>
+        <w:t xml:space="preserve"> ver Introducción al Libro de Gálatas, "Fecha de escritura").</w:t>
       </w:r>
       <w:r>
         <w:rPr>
